--- a/docs/demo-industrial-fmi/deliverables/Jneopallium-Industrial-LoopGuardian-Pitch-Deck-EN.docx
+++ b/docs/demo-industrial-fmi/deliverables/Jneopallium-Industrial-LoopGuardian-Pitch-Deck-EN.docx
@@ -956,6 +956,198 @@
           <w:color w:val="102A54"/>
           <w:sz w:val="52"/>
         </w:rPr>
+        <w:t>Now it also hears and feels your machines</w:t>
+      </w:r>
+    </w:p>
+    <w:p>
+      <w:pPr>
+        <w:pBdr>
+          <w:bottom w:val="single" w:sz="12" w:space="2" w:color="1C5D99"/>
+        </w:pBdr>
+        <w:spacing w:after="160"/>
+      </w:pPr>
+    </w:p>
+    <w:p>
+      <w:pPr>
+        <w:spacing w:after="160"/>
+      </w:pPr>
+      <w:r>
+        <w:rPr>
+          <w:i/>
+          <w:color w:val="1C5D99"/>
+          <w:sz w:val="30"/>
+        </w:rPr>
+        <w:t>New: a multimodal machine-health subsystem — acoustic + vibration condition monitoring.</w:t>
+      </w:r>
+    </w:p>
+    <w:p>
+      <w:pPr>
+        <w:spacing w:after="140" w:line="264" w:lineRule="auto"/>
+        <w:ind w:left="432"/>
+      </w:pPr>
+      <w:r>
+        <w:rPr>
+          <w:b/>
+          <w:color w:val="0E7C86"/>
+          <w:sz w:val="28"/>
+        </w:rPr>
+        <w:t xml:space="preserve">▸  </w:t>
+      </w:r>
+      <w:r>
+        <w:rPr>
+          <w:b/>
+          <w:color w:val="102A54"/>
+          <w:sz w:val="29"/>
+        </w:rPr>
+        <w:t>Listens and feels</w:t>
+      </w:r>
+      <w:r>
+        <w:rPr>
+          <w:color w:val="141B2E"/>
+          <w:sz w:val="29"/>
+        </w:rPr>
+        <w:t xml:space="preserve"> — turns sound and vibration into a calibrated health score and named faults.</w:t>
+      </w:r>
+    </w:p>
+    <w:p>
+      <w:pPr>
+        <w:spacing w:after="140" w:line="264" w:lineRule="auto"/>
+        <w:ind w:left="432"/>
+      </w:pPr>
+      <w:r>
+        <w:rPr>
+          <w:b/>
+          <w:color w:val="0E7C86"/>
+          <w:sz w:val="28"/>
+        </w:rPr>
+        <w:t xml:space="preserve">▸  </w:t>
+      </w:r>
+      <w:r>
+        <w:rPr>
+          <w:b/>
+          <w:color w:val="102A54"/>
+          <w:sz w:val="29"/>
+        </w:rPr>
+        <w:t>Names the fault</w:t>
+      </w:r>
+      <w:r>
+        <w:rPr>
+          <w:color w:val="141B2E"/>
+          <w:sz w:val="29"/>
+        </w:rPr>
+        <w:t xml:space="preserve"> — bearing damage, cavitation, imbalance, sensor fault, or an unknown anomaly.</w:t>
+      </w:r>
+    </w:p>
+    <w:p>
+      <w:pPr>
+        <w:spacing w:after="140" w:line="264" w:lineRule="auto"/>
+        <w:ind w:left="432"/>
+      </w:pPr>
+      <w:r>
+        <w:rPr>
+          <w:b/>
+          <w:color w:val="0E7C86"/>
+          <w:sz w:val="28"/>
+        </w:rPr>
+        <w:t xml:space="preserve">▸  </w:t>
+      </w:r>
+      <w:r>
+        <w:rPr>
+          <w:b/>
+          <w:color w:val="102A54"/>
+          <w:sz w:val="29"/>
+        </w:rPr>
+        <w:t>Knows when it's unsure</w:t>
+      </w:r>
+      <w:r>
+        <w:rPr>
+          <w:color w:val="141B2E"/>
+          <w:sz w:val="29"/>
+        </w:rPr>
+        <w:t xml:space="preserve"> — a domain-shift score and an uncertainty value, so an unfamiliar machine reads as "not sure," not a false alarm.</w:t>
+      </w:r>
+    </w:p>
+    <w:p>
+      <w:pPr>
+        <w:spacing w:after="140" w:line="264" w:lineRule="auto"/>
+        <w:ind w:left="432"/>
+      </w:pPr>
+      <w:r>
+        <w:rPr>
+          <w:b/>
+          <w:color w:val="0E7C86"/>
+          <w:sz w:val="28"/>
+        </w:rPr>
+        <w:t xml:space="preserve">▸  </w:t>
+      </w:r>
+      <w:r>
+        <w:rPr>
+          <w:b/>
+          <w:color w:val="102A54"/>
+          <w:sz w:val="29"/>
+        </w:rPr>
+        <w:t>Learns from public benchmarks</w:t>
+      </w:r>
+      <w:r>
+        <w:rPr>
+          <w:color w:val="141B2E"/>
+          <w:sz w:val="29"/>
+        </w:rPr>
+        <w:t xml:space="preserve"> — MIMII, DCASE, and the Paderborn bearing dataset, plus your own telemetry once reviewed.</w:t>
+      </w:r>
+    </w:p>
+    <w:p>
+      <w:pPr>
+        <w:spacing w:after="140" w:line="264" w:lineRule="auto"/>
+        <w:ind w:left="432"/>
+      </w:pPr>
+      <w:r>
+        <w:rPr>
+          <w:b/>
+          <w:color w:val="0E7C86"/>
+          <w:sz w:val="28"/>
+        </w:rPr>
+        <w:t xml:space="preserve">▸  </w:t>
+      </w:r>
+      <w:r>
+        <w:rPr>
+          <w:b/>
+          <w:color w:val="102A54"/>
+          <w:sz w:val="29"/>
+        </w:rPr>
+        <w:t>Read-only by construction</w:t>
+      </w:r>
+      <w:r>
+        <w:rPr>
+          <w:color w:val="141B2E"/>
+          <w:sz w:val="29"/>
+        </w:rPr>
+        <w:t xml:space="preserve"> — it advises; it never touches an actuator.</w:t>
+      </w:r>
+    </w:p>
+    <w:p>
+      <w:r>
+        <w:br w:type="page"/>
+      </w:r>
+    </w:p>
+    <w:p>
+      <w:pPr>
+        <w:spacing w:after="40"/>
+      </w:pPr>
+      <w:r>
+        <w:rPr>
+          <w:b/>
+          <w:color w:val="0E7C86"/>
+          <w:sz w:val="26"/>
+        </w:rPr>
+        <w:t xml:space="preserve">06  </w:t>
+      </w:r>
+      <w:r>
+        <w:rPr>
+          <w:b/>
+          <w:color w:val="102A54"/>
+          <w:sz w:val="52"/>
+        </w:rPr>
         <w:t>Every advisory carries its economic basis</w:t>
       </w:r>
     </w:p>
@@ -1130,7 +1322,7 @@
           <w:color w:val="0E7C86"/>
           <w:sz w:val="26"/>
         </w:rPr>
-        <w:t xml:space="preserve">06  </w:t>
+        <w:t xml:space="preserve">07  </w:t>
       </w:r>
       <w:r>
         <w:rPr>
@@ -1329,7 +1521,7 @@
           <w:color w:val="0E7C86"/>
           <w:sz w:val="26"/>
         </w:rPr>
-        <w:t xml:space="preserve">07  </w:t>
+        <w:t xml:space="preserve">08  </w:t>
       </w:r>
       <w:r>
         <w:rPr>
@@ -1605,7 +1797,7 @@
           <w:color w:val="0E7C86"/>
           <w:sz w:val="26"/>
         </w:rPr>
-        <w:t xml:space="preserve">08  </w:t>
+        <w:t xml:space="preserve">09  </w:t>
       </w:r>
       <w:r>
         <w:rPr>
@@ -1804,7 +1996,7 @@
           <w:color w:val="0E7C86"/>
           <w:sz w:val="26"/>
         </w:rPr>
-        <w:t xml:space="preserve">09  </w:t>
+        <w:t xml:space="preserve">10  </w:t>
       </w:r>
       <w:r>
         <w:rPr>
@@ -2006,7 +2198,7 @@
           <w:color w:val="0E7C86"/>
           <w:sz w:val="26"/>
         </w:rPr>
-        <w:t xml:space="preserve">10  </w:t>
+        <w:t xml:space="preserve">11  </w:t>
       </w:r>
       <w:r>
         <w:rPr>
@@ -2270,7 +2462,7 @@
           <w:color w:val="0E7C86"/>
           <w:sz w:val="26"/>
         </w:rPr>
-        <w:t xml:space="preserve">11  </w:t>
+        <w:t xml:space="preserve">12  </w:t>
       </w:r>
       <w:r>
         <w:rPr>
